--- a/laravel-app/database/data/internship/handbooks/ai/Beyond_AI_Internship_Day_120_Student_Handbook.docx
+++ b/laravel-app/database/data/internship/handbooks/ai/Beyond_AI_Internship_Day_120_Student_Handbook.docx
@@ -38,7 +38,7 @@
           <w:color w:val="1E293B"/>
           <w:sz w:val="28"/>
         </w:rPr>
-        <w:t>Natural Language Processing Basics</w:t>
+        <w:t>Generative AI Assessment Project</w:t>
       </w:r>
     </w:p>
     <w:p>
@@ -50,7 +50,7 @@
           <w:b w:val="0"/>
           <w:sz w:val="22"/>
         </w:rPr>
-        <w:t>Assessment and reflection. Full student study guide and practical laboratory manual for Beyond Enterprise interns.</w:t>
+        <w:t>Assessment and presentation. Full student study guide and practical laboratory manual for Beyond Enterprise interns.</w:t>
       </w:r>
     </w:p>
     <w:tbl>
@@ -141,7 +141,7 @@
               <w:rPr>
                 <w:sz w:val="18"/>
               </w:rPr>
-              <w:t>Assessment and reflection</w:t>
+              <w:t>Assessment and presentation</w:t>
             </w:r>
           </w:p>
         </w:tc>
@@ -167,7 +167,7 @@
               <w:rPr>
                 <w:sz w:val="18"/>
               </w:rPr>
-              <w:t>8 hours</w:t>
+              <w:t>8.0 hours</w:t>
             </w:r>
           </w:p>
         </w:tc>
@@ -180,7 +180,7 @@
               <w:rPr>
                 <w:sz w:val="18"/>
               </w:rPr>
-              <w:t>Python, Jupyter, VS Code, local/open models where practical</w:t>
+              <w:t>Python, Jupyter, approved LLM interface, local/open models where practical, Git</w:t>
             </w:r>
           </w:p>
         </w:tc>
@@ -198,7 +198,7 @@
           <w:color w:val="0B3F90"/>
           <w:sz w:val="20"/>
         </w:rPr>
-        <w:t>Day 120 objective  Complete the assessment and reflection for Natural Language Processing Basics: Apply natural language processing basics safely and explain the result in a professional technical report.</w:t>
+        <w:t>Day 120 objective  Complete the assessment and presentation for Generative AI Assessment Project: Deliver a guarded assistant prototype using only synthetic information.</w:t>
       </w:r>
     </w:p>
     <w:p>
@@ -270,7 +270,7 @@
           <w:b w:val="0"/>
           <w:sz w:val="22"/>
         </w:rPr>
-        <w:t>Submit: Final artifact, demonstration evidence, 150-300 word reflection, and self-score against the rubric..</w:t>
+        <w:t>Submit: Assessment demonstration, complete reproducible project package, evaluation evidence, safety/ethics review, and technical report..</w:t>
       </w:r>
     </w:p>
     <w:p>
@@ -619,7 +619,7 @@
           <w:b w:val="0"/>
           <w:sz w:val="20"/>
         </w:rPr>
-        <w:t>Curriculum objective (source of truth): Apply natural language processing basics safely and explain the result in a professional technical report.</w:t>
+        <w:t>Curriculum objective (source of truth): Deliver a guarded assistant prototype using only synthetic information.</w:t>
       </w:r>
     </w:p>
     <w:p>
@@ -631,7 +631,7 @@
           <w:b w:val="0"/>
           <w:sz w:val="22"/>
         </w:rPr>
-        <w:t>Explain Natural Language Processing Basics to a supervisor in under two minutes.</w:t>
+        <w:t>Explain Generative AI Assessment Project to a supervisor in under two minutes.</w:t>
       </w:r>
     </w:p>
     <w:p>
@@ -643,7 +643,7 @@
           <w:b w:val="0"/>
           <w:sz w:val="22"/>
         </w:rPr>
-        <w:t>Configure or verify the approved tools required for Natural Language Processing Basics.</w:t>
+        <w:t>Configure or verify the approved tools required for Generative AI Assessment Project.</w:t>
       </w:r>
     </w:p>
     <w:p>
@@ -655,7 +655,7 @@
           <w:b w:val="0"/>
           <w:sz w:val="22"/>
         </w:rPr>
-        <w:t>Implement or perform the assessment and reflection practical for this topic.</w:t>
+        <w:t>Implement or perform the assessment and presentation practical for this topic.</w:t>
       </w:r>
     </w:p>
     <w:p>
@@ -711,7 +711,7 @@
           <w:b w:val="0"/>
           <w:sz w:val="22"/>
         </w:rPr>
-        <w:t>Define the professional meaning of “Natural Language Processing Basics” before you use tools. Do not split the title into meaningless words. Connect each concept to today's practical action.</w:t>
+        <w:t>Define the professional meaning of “Generative AI Assessment Project” before you use tools. Do not split the title into meaningless words. Connect each concept to today's practical action.</w:t>
       </w:r>
     </w:p>
     <w:tbl>
@@ -819,7 +819,7 @@
               <w:rPr>
                 <w:sz w:val="18"/>
               </w:rPr>
-              <w:t>Core topic skill</w:t>
+              <w:t>Problem framing</w:t>
             </w:r>
           </w:p>
         </w:tc>
@@ -832,7 +832,7 @@
               <w:rPr>
                 <w:sz w:val="18"/>
               </w:rPr>
-              <w:t>Professional practice for Natural Language Processing Basics</w:t>
+              <w:t>Who needs what, constraints, success criteria</w:t>
             </w:r>
           </w:p>
         </w:tc>
@@ -845,7 +845,7 @@
               <w:rPr>
                 <w:sz w:val="18"/>
               </w:rPr>
-              <w:t>Complete today's practical objective</w:t>
+              <w:t>Write a short frame table</w:t>
             </w:r>
           </w:p>
         </w:tc>
@@ -858,7 +858,7 @@
               <w:rPr>
                 <w:sz w:val="18"/>
               </w:rPr>
-              <w:t>Shallow buzzword-only work</w:t>
+              <w:t>Building the wrong thing</w:t>
             </w:r>
           </w:p>
         </w:tc>
@@ -871,7 +871,7 @@
               <w:rPr>
                 <w:sz w:val="18"/>
               </w:rPr>
-              <w:t>Demonstrate with evidence</w:t>
+              <w:t>Supervisor review of frame</w:t>
             </w:r>
           </w:p>
         </w:tc>
@@ -886,7 +886,7 @@
               <w:rPr>
                 <w:sz w:val="18"/>
               </w:rPr>
-              <w:t>Tool discipline</w:t>
+              <w:t>Train vs evaluation data</w:t>
             </w:r>
           </w:p>
         </w:tc>
@@ -899,7 +899,7 @@
               <w:rPr>
                 <w:sz w:val="18"/>
               </w:rPr>
-              <w:t>Use only approved tools/versions</w:t>
+              <w:t>Learn on one set; judge on another</w:t>
             </w:r>
           </w:p>
         </w:tc>
@@ -912,7 +912,7 @@
               <w:rPr>
                 <w:sz w:val="18"/>
               </w:rPr>
-              <w:t>Verify tools before lab</w:t>
+              <w:t>Keep a held-out TEST set</w:t>
             </w:r>
           </w:p>
         </w:tc>
@@ -925,7 +925,7 @@
               <w:rPr>
                 <w:sz w:val="18"/>
               </w:rPr>
-              <w:t>Unapproved downloads</w:t>
+              <w:t>Testing on training data</w:t>
             </w:r>
           </w:p>
         </w:tc>
@@ -938,7 +938,7 @@
               <w:rPr>
                 <w:sz w:val="18"/>
               </w:rPr>
-              <w:t>Official sources only</w:t>
+              <w:t>Document the split</w:t>
             </w:r>
           </w:p>
         </w:tc>
@@ -953,7 +953,7 @@
               <w:rPr>
                 <w:sz w:val="18"/>
               </w:rPr>
-              <w:t>Professional documentation</w:t>
+              <w:t>Human oversight</w:t>
             </w:r>
           </w:p>
         </w:tc>
@@ -966,7 +966,7 @@
               <w:rPr>
                 <w:sz w:val="18"/>
               </w:rPr>
-              <w:t>Clear enough for handover</w:t>
+              <w:t>A person remains accountable</w:t>
             </w:r>
           </w:p>
         </w:tc>
@@ -979,7 +979,7 @@
               <w:rPr>
                 <w:sz w:val="18"/>
               </w:rPr>
-              <w:t>Write procedure + results</w:t>
+              <w:t>Disclose AI help; verify claims</w:t>
             </w:r>
           </w:p>
         </w:tc>
@@ -992,7 +992,7 @@
               <w:rPr>
                 <w:sz w:val="18"/>
               </w:rPr>
-              <w:t>Undocumented changes</w:t>
+              <w:t>Blind trust in outputs</w:t>
             </w:r>
           </w:p>
         </w:tc>
@@ -1005,7 +1005,7 @@
               <w:rPr>
                 <w:sz w:val="18"/>
               </w:rPr>
-              <w:t>README + report template</w:t>
+              <w:t>AI/tool disclosure block</w:t>
             </w:r>
           </w:p>
         </w:tc>
@@ -1266,7 +1266,7 @@
           <w:b w:val="0"/>
           <w:sz w:val="22"/>
         </w:rPr>
-        <w:t>Tools available: Python, Jupyter, VS Code, local/open models where practical.</w:t>
+        <w:t>Tools available: Python, Jupyter, approved LLM interface, local/open models where practical, Git.</w:t>
       </w:r>
     </w:p>
     <w:p>
@@ -1381,7 +1381,7 @@
               <w:rPr>
                 <w:sz w:val="18"/>
               </w:rPr>
-              <w:t>Python, Jupyter, VS Code, local/open models where practical</w:t>
+              <w:t>Python, Jupyter, approved LLM interface, local/open models where practical, Git</w:t>
             </w:r>
           </w:p>
         </w:tc>
@@ -1463,7 +1463,7 @@
           <w:b w:val="0"/>
           <w:sz w:val="18"/>
         </w:rPr>
-        <w:t>└── Day_120_Natural_Language_Processing_Basics/</w:t>
+        <w:t>└── Day_120_Generative_AI_Assessment_Project/</w:t>
       </w:r>
     </w:p>
     <w:p>
@@ -1616,7 +1616,7 @@
           <w:b w:val="0"/>
           <w:sz w:val="18"/>
         </w:rPr>
-        <w:t>mkdir Beyond_AI_Internship\Day_120_Natural_Language_Processing_Basics\evidence, Beyond_AI_Internship\Day_120_Natural_Language_Processing_Basics\notebooks, Beyond_AI_Internship\Day_120_Natural_Language_Processing_Basics\src, Beyond_AI_Internship\Day_120_Natural_Language_Processing_Basics\data, Beyond_AI_Internship\Day_120_Natural_Language_Processing_Basics\output, Beyond_AI_Internship\Day_120_Natural_Language_Processing_Basics\report -Force</w:t>
+        <w:t>mkdir Beyond_AI_Internship\Day_120_Generative_AI_Assessment_Project\evidence, Beyond_AI_Internship\Day_120_Generative_AI_Assessment_Project\notebooks, Beyond_AI_Internship\Day_120_Generative_AI_Assessment_Project\src, Beyond_AI_Internship\Day_120_Generative_AI_Assessment_Project\data, Beyond_AI_Internship\Day_120_Generative_AI_Assessment_Project\output, Beyond_AI_Internship\Day_120_Generative_AI_Assessment_Project\report -Force</w:t>
       </w:r>
     </w:p>
     <w:p/>
@@ -1657,7 +1657,7 @@
           <w:b w:val="0"/>
           <w:sz w:val="18"/>
         </w:rPr>
-        <w:t>mkdir -p Beyond_AI_Internship/Day_120_Natural_Language_Processing_Basics/{evidence,notebooks,src,data,output,report}</w:t>
+        <w:t>mkdir -p Beyond_AI_Internship/Day_120_Generative_AI_Assessment_Project/{evidence,notebooks,src,data,output,report}</w:t>
       </w:r>
     </w:p>
     <w:p/>
@@ -1773,7 +1773,7 @@
           <w:color w:val="0B3F90"/>
           <w:sz w:val="24"/>
         </w:rPr>
-        <w:t>Assessment and reflection: Natural Language Processing Basics</w:t>
+        <w:t>Assessment and presentation: Generative AI Assessment Project</w:t>
       </w:r>
     </w:p>
     <w:p>
@@ -1797,7 +1797,7 @@
           <w:b w:val="0"/>
           <w:sz w:val="20"/>
         </w:rPr>
-        <w:t>• Complete the practical assessment for natural language processing basics, demonstrate the result, and explain decisions in your own words.</w:t>
+        <w:t>• Review Day 119 prerequisites and read the complete Day 120 objective before changing the lab.</w:t>
       </w:r>
     </w:p>
     <w:p>
@@ -1809,7 +1809,7 @@
           <w:b w:val="0"/>
           <w:sz w:val="20"/>
         </w:rPr>
-        <w:t>• Work only in an authorized lab, VM or on equipment assigned by Beyond.</w:t>
+        <w:t>• Prepare only the authorized workstation, VM, account, dataset, or sandbox; capture the approved starting state.</w:t>
       </w:r>
     </w:p>
     <w:p>
@@ -1821,7 +1821,67 @@
           <w:b w:val="0"/>
           <w:sz w:val="20"/>
         </w:rPr>
-        <w:t>• Keep time entries truthful and ask the supervisor before changing production equipment.</w:t>
+        <w:t>• Create the folder Day_120_generative_ai_assessment_project with evidence, src or notebooks, output, and report subfolders as relevant.</w:t>
+      </w:r>
+    </w:p>
+    <w:p>
+      <w:pPr>
+        <w:spacing w:after="120"/>
+      </w:pPr>
+      <w:r>
+        <w:rPr>
+          <w:b w:val="0"/>
+          <w:sz w:val="20"/>
+        </w:rPr>
+        <w:t>• Complete the practical objective: Deliver a guarded assistant prototype using only synthetic information.</w:t>
+      </w:r>
+    </w:p>
+    <w:p>
+      <w:pPr>
+        <w:spacing w:after="120"/>
+      </w:pPr>
+      <w:r>
+        <w:rPr>
+          <w:b w:val="0"/>
+          <w:sz w:val="20"/>
+        </w:rPr>
+        <w:t>• Record tool versions, inputs, assumptions, commands or code, expected output, observed output, and any deviations.</w:t>
+      </w:r>
+    </w:p>
+    <w:p>
+      <w:pPr>
+        <w:spacing w:after="120"/>
+      </w:pPr>
+      <w:r>
+        <w:rPr>
+          <w:b w:val="0"/>
+          <w:sz w:val="20"/>
+        </w:rPr>
+        <w:t>• Verify the result independently by rerunning from a clean state, checking a second measurement/test, or obtaining recorded peer review.</w:t>
+      </w:r>
+    </w:p>
+    <w:p>
+      <w:pPr>
+        <w:spacing w:after="120"/>
+      </w:pPr>
+      <w:r>
+        <w:rPr>
+          <w:b w:val="0"/>
+          <w:sz w:val="20"/>
+        </w:rPr>
+        <w:t>• Perform the relevant privacy, bias, security, licensing, and human-oversight checks before accepting the result.</w:t>
+      </w:r>
+    </w:p>
+    <w:p>
+      <w:pPr>
+        <w:spacing w:after="120"/>
+      </w:pPr>
+      <w:r>
+        <w:rPr>
+          <w:b w:val="0"/>
+          <w:sz w:val="20"/>
+        </w:rPr>
+        <w:t>• Package the required evidence and write a concise professional technical report with an AI-assistance disclosure.</w:t>
       </w:r>
     </w:p>
     <w:p>
@@ -1847,7 +1907,7 @@
           <w:b w:val="0"/>
           <w:sz w:val="18"/>
         </w:rPr>
-        <w:t># day_120_lab.py — Assessment and reflection: Natural Language Processing Basics</w:t>
+        <w:t># day_120_lab.py — Assessment and presentation: Generative AI Assessment Project</w:t>
       </w:r>
     </w:p>
     <w:p>
@@ -1889,7 +1949,7 @@
           <w:b w:val="0"/>
           <w:sz w:val="18"/>
         </w:rPr>
-        <w:t>"""Day 120 practical starter for Natural Language Processing Basics.</w:t>
+        <w:t>"""Day 120 practical starter for Generative AI Assessment Project.</w:t>
       </w:r>
     </w:p>
     <w:p>
@@ -2071,7 +2131,7 @@
           <w:b w:val="0"/>
           <w:sz w:val="18"/>
         </w:rPr>
-        <w:t xml:space="preserve">    print("Program topic:", 'Natural Language Processing Basics')</w:t>
+        <w:t xml:space="preserve">    print("Program topic:", 'Generative AI Assessment Project')</w:t>
       </w:r>
     </w:p>
     <w:p>
@@ -2085,7 +2145,7 @@
           <w:b w:val="0"/>
           <w:sz w:val="18"/>
         </w:rPr>
-        <w:t xml:space="preserve">    print("Day mode:", 'Assessment and reflection')</w:t>
+        <w:t xml:space="preserve">    print("Day mode:", 'Assessment and presentation')</w:t>
       </w:r>
     </w:p>
     <w:p>
@@ -5690,7 +5750,7 @@
           <w:b w:val="0"/>
           <w:sz w:val="22"/>
         </w:rPr>
-        <w:t>Objective addressed for Natural Language Processing Basics</w:t>
+        <w:t>Objective addressed for Generative AI Assessment Project</w:t>
       </w:r>
     </w:p>
     <w:p>
@@ -5702,7 +5762,7 @@
           <w:b w:val="0"/>
           <w:sz w:val="22"/>
         </w:rPr>
-        <w:t>Assessment and reflection practical completed</w:t>
+        <w:t>Assessment and presentation practical completed</w:t>
       </w:r>
     </w:p>
     <w:p>
@@ -5794,7 +5854,7 @@
           <w:b w:val="0"/>
           <w:sz w:val="22"/>
         </w:rPr>
-        <w:t>Matches: Final artifact, demonstration evidence, 150-300 word reflection, and self-score against the rubric.</w:t>
+        <w:t>Matches: Assessment demonstration, complete reproducible project package, evaluation evidence, safety/ethics review, and technical report.</w:t>
       </w:r>
     </w:p>
     <w:p>
@@ -5826,7 +5886,7 @@
           <w:b w:val="0"/>
           <w:sz w:val="22"/>
         </w:rPr>
-        <w:t>Explain Natural Language Processing Basics without reading.</w:t>
+        <w:t>Explain Generative AI Assessment Project without reading.</w:t>
       </w:r>
     </w:p>
     <w:p>
@@ -5918,7 +5978,7 @@
           <w:b w:val="0"/>
           <w:sz w:val="22"/>
         </w:rPr>
-        <w:t>Today is Day 120 (Assessment and reflection) on Natural Language Processing Basics. I worked only in the authorized Beyond AI / data / software lab. I completed the practical objective, verified with a second check, and packaged evidence. Main risk: unauthorized or unsafe action; control: checklist + supervisor escalation. Limitation: classroom/lab scope only. Next: continue the topic cycle and keep documentation reproducible.</w:t>
+        <w:t>Today is Day 120 (Assessment and presentation) on Generative AI Assessment Project. I worked only in the authorized Beyond AI / data / software lab. I completed the practical objective, verified with a second check, and packaged evidence. Main risk: unauthorized or unsafe action; control: checklist + supervisor escalation. Limitation: classroom/lab scope only. Next: continue the topic cycle and keep documentation reproducible.</w:t>
       </w:r>
     </w:p>
     <w:p>
